--- a/实验1-实验报告.docx
+++ b/实验1-实验报告.docx
@@ -3,6 +3,163 @@
 <w:document xmlns:wpc="http://schemas.microsoft.com/office/word/2010/wordprocessingCanvas" xmlns:cx="http://schemas.microsoft.com/office/drawing/2014/chartex" xmlns:cx1="http://schemas.microsoft.com/office/drawing/2015/9/8/chartex" xmlns:cx2="http://schemas.microsoft.com/office/drawing/2015/10/21/chartex" xmlns:cx3="http://schemas.microsoft.com/office/drawing/2016/5/9/chartex" xmlns:cx4="http://schemas.microsoft.com/office/drawing/2016/5/10/chartex" xmlns:cx5="http://schemas.microsoft.com/office/drawing/2016/5/11/chartex" xmlns:cx6="http://schemas.microsoft.com/office/drawing/2016/5/12/chartex" xmlns:cx7="http://schemas.microsoft.com/office/drawing/2016/5/13/chartex" xmlns:cx8="http://schemas.microsoft.com/office/drawing/2016/5/14/chartex" xmlns:mc="http://schemas.openxmlformats.org/markup-compatibility/2006" xmlns:aink="http://schemas.microsoft.com/office/drawing/2016/ink" xmlns:am3d="http://schemas.microsoft.com/office/drawing/2017/model3d" xmlns:o="urn:schemas-microsoft-com:office:office" xmlns:oel="http://schemas.microsoft.com/office/2019/extlst" xmlns:r="http://schemas.openxmlformats.org/officeDocument/2006/relationships" xmlns:m="http://schemas.openxmlformats.org/officeDocument/2006/math" xmlns:v="urn:schemas-microsoft-com:vml" xmlns:wp14="http://schemas.microsoft.com/office/word/2010/wordprocessingDrawing" xmlns:wp="http://schemas.openxmlformats.org/drawingml/2006/wordprocessingDrawing" xmlns:w10="urn:schemas-microsoft-com:office:word" xmlns:w="http://schemas.openxmlformats.org/wordprocessingml/2006/main" xmlns:w14="http://schemas.microsoft.com/office/word/2010/wordml" xmlns:w15="http://schemas.microsoft.com/office/word/2012/wordml" xmlns:w16cex="http://schemas.microsoft.com/office/word/2018/wordml/cex" xmlns:w16cid="http://schemas.microsoft.com/office/word/2016/wordml/cid" xmlns:w16="http://schemas.microsoft.com/office/word/2018/wordml" xmlns:w16du="http://schemas.microsoft.com/office/word/2023/wordml/word16du" xmlns:w16sdtdh="http://schemas.microsoft.com/office/word/2020/wordml/sdtdatahash" xmlns:w16sdtfl="http://schemas.microsoft.com/office/word/2024/wordml/sdtformatlock" xmlns:w16se="http://schemas.microsoft.com/office/word/2015/wordml/symex" xmlns:wpg="http://schemas.microsoft.com/office/word/2010/wordprocessingGroup" xmlns:wpi="http://schemas.microsoft.com/office/word/2010/wordprocessingInk" xmlns:wne="http://schemas.microsoft.com/office/word/2006/wordml" xmlns:wps="http://schemas.microsoft.com/office/word/2010/wordprocessingShape" mc:Ignorable="w14 w15 w16se w16cid w16 w16cex w16sdtdh w16sdtfl w16du wp14">
   <w:body>
     <w:p>
+      <w:pPr>
+        <w:spacing w:line="480" w:lineRule="auto"/>
+        <w:jc w:val="center"/>
+        <w:rPr>
+          <w:rFonts w:ascii="Times New Roman" w:eastAsia="黑体" w:hAnsi="Times New Roman" w:cs="Times New Roman"/>
+          <w:sz w:val="36"/>
+          <w:szCs w:val="36"/>
+        </w:rPr>
+      </w:pPr>
+      <w:r>
+        <w:rPr>
+          <w:rFonts w:ascii="Times New Roman" w:eastAsia="黑体" w:hAnsi="Times New Roman" w:cs="Times New Roman"/>
+          <w:sz w:val="36"/>
+          <w:szCs w:val="36"/>
+        </w:rPr>
+        <w:t>202</w:t>
+      </w:r>
+      <w:r>
+        <w:rPr>
+          <w:rFonts w:ascii="Times New Roman" w:eastAsia="黑体" w:hAnsi="Times New Roman" w:cs="Times New Roman"/>
+          <w:sz w:val="36"/>
+          <w:szCs w:val="36"/>
+        </w:rPr>
+        <w:t>6</w:t>
+      </w:r>
+      <w:r>
+        <w:rPr>
+          <w:rFonts w:ascii="Times New Roman" w:eastAsia="黑体" w:hAnsi="Times New Roman" w:cs="Times New Roman" w:hint="eastAsia"/>
+          <w:sz w:val="36"/>
+          <w:szCs w:val="36"/>
+        </w:rPr>
+        <w:t>春</w:t>
+      </w:r>
+      <w:r>
+        <w:rPr>
+          <w:rFonts w:ascii="Times New Roman" w:eastAsia="黑体" w:hAnsi="Times New Roman" w:cs="Times New Roman"/>
+          <w:sz w:val="36"/>
+          <w:szCs w:val="36"/>
+        </w:rPr>
+        <w:t>《操作系统》课程实验报告</w:t>
+      </w:r>
+    </w:p>
+    <w:p>
+      <w:pPr>
+        <w:spacing w:beforeLines="50" w:before="156" w:afterLines="50" w:after="156" w:line="360" w:lineRule="auto"/>
+        <w:jc w:val="center"/>
+        <w:rPr>
+          <w:rFonts w:ascii="Times New Roman" w:eastAsia="黑体" w:hAnsi="Times New Roman" w:cs="Times New Roman"/>
+          <w:sz w:val="32"/>
+          <w:szCs w:val="32"/>
+        </w:rPr>
+      </w:pPr>
+      <w:r>
+        <w:rPr>
+          <w:rFonts w:ascii="Times New Roman" w:eastAsia="黑体" w:hAnsi="Times New Roman" w:cs="Times New Roman"/>
+          <w:sz w:val="32"/>
+          <w:szCs w:val="32"/>
+        </w:rPr>
+        <w:t>实验</w:t>
+      </w:r>
+      <w:r>
+        <w:rPr>
+          <w:rFonts w:ascii="Times New Roman" w:eastAsia="黑体" w:hAnsi="Times New Roman" w:cs="Times New Roman" w:hint="eastAsia"/>
+          <w:sz w:val="32"/>
+          <w:szCs w:val="32"/>
+        </w:rPr>
+        <w:t>1</w:t>
+      </w:r>
+    </w:p>
+    <w:p>
+      <w:pPr>
+        <w:spacing w:afterLines="50" w:after="156" w:line="360" w:lineRule="auto"/>
+        <w:jc w:val="center"/>
+        <w:rPr>
+          <w:rFonts w:ascii="Times New Roman" w:eastAsia="宋体" w:hAnsi="Times New Roman" w:cs="Times New Roman" w:hint="eastAsia"/>
+          <w:sz w:val="24"/>
+        </w:rPr>
+      </w:pPr>
+      <w:r>
+        <w:rPr>
+          <w:rFonts w:ascii="Times New Roman" w:eastAsia="宋体" w:hAnsi="Times New Roman" w:cs="Times New Roman"/>
+          <w:sz w:val="24"/>
+        </w:rPr>
+        <w:t>2</w:t>
+      </w:r>
+      <w:r>
+        <w:rPr>
+          <w:rFonts w:ascii="Times New Roman" w:eastAsia="宋体" w:hAnsi="Times New Roman" w:cs="Times New Roman" w:hint="eastAsia"/>
+          <w:sz w:val="24"/>
+        </w:rPr>
+        <w:t>3301098</w:t>
+      </w:r>
+      <w:r>
+        <w:rPr>
+          <w:rFonts w:ascii="Times New Roman" w:eastAsia="宋体" w:hAnsi="Times New Roman" w:cs="Times New Roman"/>
+          <w:sz w:val="24"/>
+        </w:rPr>
+        <w:t xml:space="preserve">  </w:t>
+      </w:r>
+      <w:r>
+        <w:rPr>
+          <w:rFonts w:ascii="Times New Roman" w:eastAsia="宋体" w:hAnsi="Times New Roman" w:cs="Times New Roman" w:hint="eastAsia"/>
+          <w:sz w:val="24"/>
+        </w:rPr>
+        <w:t>黄旭涛</w:t>
+      </w:r>
+    </w:p>
+    <w:p>
+      <w:pPr>
+        <w:pStyle w:val="a9"/>
+        <w:numPr>
+          <w:ilvl w:val="0"/>
+          <w:numId w:val="1"/>
+        </w:numPr>
+        <w:spacing w:line="360" w:lineRule="auto"/>
+        <w:contextualSpacing w:val="0"/>
+        <w:rPr>
+          <w:rFonts w:ascii="黑体" w:eastAsia="黑体" w:hAnsi="黑体" w:cs="Times New Roman" w:hint="eastAsia"/>
+          <w:sz w:val="24"/>
+        </w:rPr>
+      </w:pPr>
+      <w:r>
+        <w:rPr>
+          <w:rFonts w:ascii="黑体" w:eastAsia="黑体" w:hAnsi="黑体" w:cs="Times New Roman"/>
+          <w:sz w:val="24"/>
+        </w:rPr>
+        <w:t xml:space="preserve">实验步骤 </w:t>
+      </w:r>
+    </w:p>
+    <w:p>
+      <w:pPr>
+        <w:rPr>
+          <w:rFonts w:hint="eastAsia"/>
+        </w:rPr>
+      </w:pPr>
+      <w:r>
+        <w:rPr>
+          <w:rFonts w:hint="eastAsia"/>
+        </w:rPr>
+        <w:t>先</w:t>
+      </w:r>
+      <w:r>
+        <w:t>修改main.rs文件</w:t>
+      </w:r>
+      <w:r>
+        <w:rPr>
+          <w:rFonts w:hint="eastAsia"/>
+        </w:rPr>
+        <w:t>，移除标准库依赖并删除main函数</w:t>
+      </w:r>
+    </w:p>
+    <w:p>
+      <w:pPr>
+        <w:rPr>
+          <w:rFonts w:hint="eastAsia"/>
+        </w:rPr>
+      </w:pPr>
       <w:r>
         <w:rPr>
           <w:noProof/>
@@ -23,7 +180,7 @@
                     <pic:cNvPicPr/>
                   </pic:nvPicPr>
                   <pic:blipFill>
-                    <a:blip r:embed="rId4"/>
+                    <a:blip r:embed="rId7"/>
                     <a:stretch>
                       <a:fillRect/>
                     </a:stretch>
@@ -45,6 +202,11 @@
       </w:r>
     </w:p>
     <w:p>
+      <w:pPr>
+        <w:rPr>
+          <w:rFonts w:hint="eastAsia"/>
+        </w:rPr>
+      </w:pPr>
       <w:r>
         <w:rPr>
           <w:noProof/>
@@ -65,7 +227,7 @@
                     <pic:cNvPicPr/>
                   </pic:nvPicPr>
                   <pic:blipFill>
-                    <a:blip r:embed="rId5"/>
+                    <a:blip r:embed="rId8"/>
                     <a:stretch>
                       <a:fillRect/>
                     </a:stretch>
@@ -87,39 +249,35 @@
       </w:r>
     </w:p>
     <w:p>
-      <w:r>
-        <w:rPr>
-          <w:rFonts w:hint="eastAsia"/>
-        </w:rPr>
+      <w:pPr>
+        <w:rPr>
+          <w:rFonts w:hint="eastAsia"/>
+        </w:rPr>
+      </w:pPr>
+      <w:r>
+        <w:rPr>
+          <w:rFonts w:hint="eastAsia"/>
+        </w:rPr>
+        <w:lastRenderedPageBreak/>
         <w:t>说是版本不对导致的，</w:t>
       </w:r>
       <w:r>
         <w:rPr>
           <w:rFonts w:hint="eastAsia"/>
         </w:rPr>
-        <w:t>换版本并重</w:t>
-      </w:r>
-      <w:proofErr w:type="gramStart"/>
-      <w:r>
-        <w:rPr>
-          <w:rFonts w:hint="eastAsia"/>
-        </w:rPr>
-        <w:t>装相关</w:t>
-      </w:r>
-      <w:proofErr w:type="gramEnd"/>
-      <w:r>
-        <w:rPr>
-          <w:rFonts w:hint="eastAsia"/>
-        </w:rPr>
-        <w:t>软件包完成</w:t>
-      </w:r>
-    </w:p>
-    <w:p>
+        <w:t>换版本并重装相关软件包完成</w:t>
+      </w:r>
+    </w:p>
+    <w:p>
+      <w:pPr>
+        <w:rPr>
+          <w:rFonts w:hint="eastAsia"/>
+        </w:rPr>
+      </w:pPr>
       <w:r>
         <w:rPr>
           <w:noProof/>
         </w:rPr>
-        <w:lastRenderedPageBreak/>
         <w:drawing>
           <wp:inline distT="0" distB="0" distL="0" distR="0" wp14:anchorId="574DF844" wp14:editId="7CF04021">
             <wp:extent cx="5274310" cy="2804160"/>
@@ -136,7 +294,7 @@
                     <pic:cNvPicPr/>
                   </pic:nvPicPr>
                   <pic:blipFill>
-                    <a:blip r:embed="rId6"/>
+                    <a:blip r:embed="rId9"/>
                     <a:stretch>
                       <a:fillRect/>
                     </a:stretch>
@@ -158,6 +316,11 @@
       </w:r>
     </w:p>
     <w:p>
+      <w:pPr>
+        <w:rPr>
+          <w:rFonts w:hint="eastAsia"/>
+        </w:rPr>
+      </w:pPr>
       <w:r>
         <w:rPr>
           <w:rFonts w:hint="eastAsia"/>
@@ -166,6 +329,11 @@
       </w:r>
     </w:p>
     <w:p>
+      <w:pPr>
+        <w:rPr>
+          <w:rFonts w:hint="eastAsia"/>
+        </w:rPr>
+      </w:pPr>
       <w:r>
         <w:rPr>
           <w:rFonts w:hint="eastAsia"/>
@@ -174,14 +342,19 @@
       </w:r>
     </w:p>
     <w:p>
+      <w:pPr>
+        <w:rPr>
+          <w:rFonts w:hint="eastAsia"/>
+        </w:rPr>
+      </w:pPr>
       <w:r>
         <w:rPr>
           <w:noProof/>
         </w:rPr>
         <w:drawing>
-          <wp:inline distT="0" distB="0" distL="0" distR="0" wp14:anchorId="070F9EA2" wp14:editId="6C2B5A3E">
-            <wp:extent cx="5274310" cy="2804160"/>
-            <wp:effectExtent l="0" t="0" r="2540" b="0"/>
+          <wp:inline distT="0" distB="0" distL="0" distR="0" wp14:anchorId="070F9EA2" wp14:editId="660E4015">
+            <wp:extent cx="4324350" cy="2299101"/>
+            <wp:effectExtent l="0" t="0" r="0" b="6350"/>
             <wp:docPr id="896038079" name="图片 1"/>
             <wp:cNvGraphicFramePr>
               <a:graphicFrameLocks xmlns:a="http://schemas.openxmlformats.org/drawingml/2006/main" noChangeAspect="1"/>
@@ -194,7 +367,54 @@
                     <pic:cNvPicPr/>
                   </pic:nvPicPr>
                   <pic:blipFill>
-                    <a:blip r:embed="rId7"/>
+                    <a:blip r:embed="rId10"/>
+                    <a:stretch>
+                      <a:fillRect/>
+                    </a:stretch>
+                  </pic:blipFill>
+                  <pic:spPr>
+                    <a:xfrm>
+                      <a:off x="0" y="0"/>
+                      <a:ext cx="4329512" cy="2301845"/>
+                    </a:xfrm>
+                    <a:prstGeom prst="rect">
+                      <a:avLst/>
+                    </a:prstGeom>
+                  </pic:spPr>
+                </pic:pic>
+              </a:graphicData>
+            </a:graphic>
+          </wp:inline>
+        </w:drawing>
+      </w:r>
+    </w:p>
+    <w:p>
+      <w:pPr>
+        <w:rPr>
+          <w:rFonts w:hint="eastAsia"/>
+        </w:rPr>
+      </w:pPr>
+      <w:r>
+        <w:rPr>
+          <w:noProof/>
+        </w:rPr>
+        <w:drawing>
+          <wp:inline distT="0" distB="0" distL="0" distR="0" wp14:anchorId="1CDFD81B" wp14:editId="6BCA6284">
+            <wp:extent cx="5274310" cy="2804160"/>
+            <wp:effectExtent l="0" t="0" r="2540" b="0"/>
+            <wp:docPr id="622253894" name="图片 1"/>
+            <wp:cNvGraphicFramePr>
+              <a:graphicFrameLocks xmlns:a="http://schemas.openxmlformats.org/drawingml/2006/main" noChangeAspect="1"/>
+            </wp:cNvGraphicFramePr>
+            <a:graphic xmlns:a="http://schemas.openxmlformats.org/drawingml/2006/main">
+              <a:graphicData uri="http://schemas.openxmlformats.org/drawingml/2006/picture">
+                <pic:pic xmlns:pic="http://schemas.openxmlformats.org/drawingml/2006/picture">
+                  <pic:nvPicPr>
+                    <pic:cNvPr id="622253894" name=""/>
+                    <pic:cNvPicPr/>
+                  </pic:nvPicPr>
+                  <pic:blipFill>
+                    <a:blip r:embed="rId11"/>
                     <a:stretch>
                       <a:fillRect/>
                     </a:stretch>
@@ -216,53 +436,16 @@
       </w:r>
     </w:p>
     <w:p>
-      <w:r>
-        <w:rPr>
-          <w:noProof/>
+      <w:pPr>
+        <w:rPr>
+          <w:rFonts w:hint="eastAsia"/>
+        </w:rPr>
+      </w:pPr>
+      <w:r>
+        <w:rPr>
+          <w:rFonts w:hint="eastAsia"/>
         </w:rPr>
         <w:lastRenderedPageBreak/>
-        <w:drawing>
-          <wp:inline distT="0" distB="0" distL="0" distR="0" wp14:anchorId="1CDFD81B" wp14:editId="6BCA6284">
-            <wp:extent cx="5274310" cy="2804160"/>
-            <wp:effectExtent l="0" t="0" r="2540" b="0"/>
-            <wp:docPr id="622253894" name="图片 1"/>
-            <wp:cNvGraphicFramePr>
-              <a:graphicFrameLocks xmlns:a="http://schemas.openxmlformats.org/drawingml/2006/main" noChangeAspect="1"/>
-            </wp:cNvGraphicFramePr>
-            <a:graphic xmlns:a="http://schemas.openxmlformats.org/drawingml/2006/main">
-              <a:graphicData uri="http://schemas.openxmlformats.org/drawingml/2006/picture">
-                <pic:pic xmlns:pic="http://schemas.openxmlformats.org/drawingml/2006/picture">
-                  <pic:nvPicPr>
-                    <pic:cNvPr id="622253894" name=""/>
-                    <pic:cNvPicPr/>
-                  </pic:nvPicPr>
-                  <pic:blipFill>
-                    <a:blip r:embed="rId8"/>
-                    <a:stretch>
-                      <a:fillRect/>
-                    </a:stretch>
-                  </pic:blipFill>
-                  <pic:spPr>
-                    <a:xfrm>
-                      <a:off x="0" y="0"/>
-                      <a:ext cx="5274310" cy="2804160"/>
-                    </a:xfrm>
-                    <a:prstGeom prst="rect">
-                      <a:avLst/>
-                    </a:prstGeom>
-                  </pic:spPr>
-                </pic:pic>
-              </a:graphicData>
-            </a:graphic>
-          </wp:inline>
-        </w:drawing>
-      </w:r>
-    </w:p>
-    <w:p>
-      <w:r>
-        <w:rPr>
-          <w:rFonts w:hint="eastAsia"/>
-        </w:rPr>
         <w:t>分析：</w:t>
       </w:r>
     </w:p>
@@ -289,6 +472,11 @@
       </w:r>
     </w:p>
     <w:p>
+      <w:pPr>
+        <w:rPr>
+          <w:rFonts w:hint="eastAsia"/>
+        </w:rPr>
+      </w:pPr>
       <w:r>
         <w:rPr>
           <w:rFonts w:hint="eastAsia"/>
@@ -319,6 +507,11 @@
       </w:r>
     </w:p>
     <w:p>
+      <w:pPr>
+        <w:rPr>
+          <w:rFonts w:hint="eastAsia"/>
+        </w:rPr>
+      </w:pPr>
       <w:r>
         <w:rPr>
           <w:rFonts w:hint="eastAsia"/>
@@ -331,6 +524,9 @@
         <w:tabs>
           <w:tab w:val="left" w:pos="2498"/>
         </w:tabs>
+        <w:rPr>
+          <w:rFonts w:hint="eastAsia"/>
+        </w:rPr>
       </w:pPr>
       <w:r>
         <w:rPr>
@@ -340,6 +536,11 @@
       </w:r>
     </w:p>
     <w:p>
+      <w:pPr>
+        <w:rPr>
+          <w:rFonts w:hint="eastAsia"/>
+        </w:rPr>
+      </w:pPr>
       <w:r>
         <w:rPr>
           <w:noProof/>
@@ -357,209 +558,6 @@
                 <pic:pic xmlns:pic="http://schemas.openxmlformats.org/drawingml/2006/picture">
                   <pic:nvPicPr>
                     <pic:cNvPr id="1775913227" name=""/>
-                    <pic:cNvPicPr/>
-                  </pic:nvPicPr>
-                  <pic:blipFill>
-                    <a:blip r:embed="rId9"/>
-                    <a:stretch>
-                      <a:fillRect/>
-                    </a:stretch>
-                  </pic:blipFill>
-                  <pic:spPr>
-                    <a:xfrm>
-                      <a:off x="0" y="0"/>
-                      <a:ext cx="5274310" cy="2749550"/>
-                    </a:xfrm>
-                    <a:prstGeom prst="rect">
-                      <a:avLst/>
-                    </a:prstGeom>
-                  </pic:spPr>
-                </pic:pic>
-              </a:graphicData>
-            </a:graphic>
-          </wp:inline>
-        </w:drawing>
-      </w:r>
-    </w:p>
-    <w:p>
-      <w:pPr>
-        <w:rPr>
-          <w:rFonts w:hint="eastAsia"/>
-        </w:rPr>
-      </w:pPr>
-    </w:p>
-    <w:p>
-      <w:pPr>
-        <w:rPr>
-          <w:rFonts w:hint="eastAsia"/>
-        </w:rPr>
-      </w:pPr>
-    </w:p>
-    <w:p>
-      <w:pPr>
-        <w:rPr>
-          <w:rFonts w:hint="eastAsia"/>
-        </w:rPr>
-      </w:pPr>
-      <w:r>
-        <w:rPr>
-          <w:noProof/>
-        </w:rPr>
-        <w:lastRenderedPageBreak/>
-        <w:drawing>
-          <wp:inline distT="0" distB="0" distL="0" distR="0" wp14:anchorId="425A7D9E" wp14:editId="59EFF932">
-            <wp:extent cx="5274310" cy="2749550"/>
-            <wp:effectExtent l="0" t="0" r="2540" b="0"/>
-            <wp:docPr id="175660392" name="图片 1"/>
-            <wp:cNvGraphicFramePr>
-              <a:graphicFrameLocks xmlns:a="http://schemas.openxmlformats.org/drawingml/2006/main" noChangeAspect="1"/>
-            </wp:cNvGraphicFramePr>
-            <a:graphic xmlns:a="http://schemas.openxmlformats.org/drawingml/2006/main">
-              <a:graphicData uri="http://schemas.openxmlformats.org/drawingml/2006/picture">
-                <pic:pic xmlns:pic="http://schemas.openxmlformats.org/drawingml/2006/picture">
-                  <pic:nvPicPr>
-                    <pic:cNvPr id="175660392" name=""/>
-                    <pic:cNvPicPr/>
-                  </pic:nvPicPr>
-                  <pic:blipFill>
-                    <a:blip r:embed="rId10"/>
-                    <a:stretch>
-                      <a:fillRect/>
-                    </a:stretch>
-                  </pic:blipFill>
-                  <pic:spPr>
-                    <a:xfrm>
-                      <a:off x="0" y="0"/>
-                      <a:ext cx="5274310" cy="2749550"/>
-                    </a:xfrm>
-                    <a:prstGeom prst="rect">
-                      <a:avLst/>
-                    </a:prstGeom>
-                  </pic:spPr>
-                </pic:pic>
-              </a:graphicData>
-            </a:graphic>
-          </wp:inline>
-        </w:drawing>
-      </w:r>
-    </w:p>
-    <w:p>
-      <w:pPr>
-        <w:rPr>
-          <w:noProof/>
-        </w:rPr>
-      </w:pPr>
-      <w:r>
-        <w:rPr>
-          <w:rFonts w:hint="eastAsia"/>
-          <w:noProof/>
-        </w:rPr>
-        <w:t>没有循环直接是Segmentation fault,发现改错文件了，重新改</w:t>
-      </w:r>
-      <w:r>
-        <w:rPr>
-          <w:rFonts w:hint="eastAsia"/>
-          <w:noProof/>
-        </w:rPr>
-        <w:t>并再次运行</w:t>
-      </w:r>
-    </w:p>
-    <w:p>
-      <w:r>
-        <w:rPr>
-          <w:rFonts w:hint="eastAsia"/>
-        </w:rPr>
-        <w:t>卡住，</w:t>
-      </w:r>
-      <w:proofErr w:type="spellStart"/>
-      <w:r>
-        <w:rPr>
-          <w:rFonts w:hint="eastAsia"/>
-        </w:rPr>
-        <w:t>ctrl+C</w:t>
-      </w:r>
-      <w:proofErr w:type="spellEnd"/>
-      <w:r>
-        <w:rPr>
-          <w:rFonts w:hint="eastAsia"/>
-        </w:rPr>
-        <w:t>退出并注释掉loop</w:t>
-      </w:r>
-    </w:p>
-    <w:p>
-      <w:r>
-        <w:rPr>
-          <w:rFonts w:hint="eastAsia"/>
-        </w:rPr>
-        <w:t>中间是注释写成#报错</w:t>
-      </w:r>
-    </w:p>
-    <w:p>
-      <w:pPr>
-        <w:rPr>
-          <w:rFonts w:hint="eastAsia"/>
-        </w:rPr>
-      </w:pPr>
-      <w:r>
-        <w:rPr>
-          <w:noProof/>
-        </w:rPr>
-        <w:drawing>
-          <wp:inline distT="0" distB="0" distL="0" distR="0" wp14:anchorId="03BB7FBC" wp14:editId="38E789D9">
-            <wp:extent cx="5274310" cy="2749550"/>
-            <wp:effectExtent l="0" t="0" r="2540" b="0"/>
-            <wp:docPr id="795934552" name="图片 1"/>
-            <wp:cNvGraphicFramePr>
-              <a:graphicFrameLocks xmlns:a="http://schemas.openxmlformats.org/drawingml/2006/main" noChangeAspect="1"/>
-            </wp:cNvGraphicFramePr>
-            <a:graphic xmlns:a="http://schemas.openxmlformats.org/drawingml/2006/main">
-              <a:graphicData uri="http://schemas.openxmlformats.org/drawingml/2006/picture">
-                <pic:pic xmlns:pic="http://schemas.openxmlformats.org/drawingml/2006/picture">
-                  <pic:nvPicPr>
-                    <pic:cNvPr id="795934552" name=""/>
-                    <pic:cNvPicPr/>
-                  </pic:nvPicPr>
-                  <pic:blipFill>
-                    <a:blip r:embed="rId11"/>
-                    <a:stretch>
-                      <a:fillRect/>
-                    </a:stretch>
-                  </pic:blipFill>
-                  <pic:spPr>
-                    <a:xfrm>
-                      <a:off x="0" y="0"/>
-                      <a:ext cx="5274310" cy="2749550"/>
-                    </a:xfrm>
-                    <a:prstGeom prst="rect">
-                      <a:avLst/>
-                    </a:prstGeom>
-                  </pic:spPr>
-                </pic:pic>
-              </a:graphicData>
-            </a:graphic>
-          </wp:inline>
-        </w:drawing>
-      </w:r>
-    </w:p>
-    <w:p>
-      <w:r>
-        <w:rPr>
-          <w:noProof/>
-        </w:rPr>
-        <w:lastRenderedPageBreak/>
-        <w:drawing>
-          <wp:inline distT="0" distB="0" distL="0" distR="0" wp14:anchorId="4EC8115A" wp14:editId="195DCF4D">
-            <wp:extent cx="5274310" cy="2749550"/>
-            <wp:effectExtent l="0" t="0" r="2540" b="0"/>
-            <wp:docPr id="1380376906" name="图片 1"/>
-            <wp:cNvGraphicFramePr>
-              <a:graphicFrameLocks xmlns:a="http://schemas.openxmlformats.org/drawingml/2006/main" noChangeAspect="1"/>
-            </wp:cNvGraphicFramePr>
-            <a:graphic xmlns:a="http://schemas.openxmlformats.org/drawingml/2006/main">
-              <a:graphicData uri="http://schemas.openxmlformats.org/drawingml/2006/picture">
-                <pic:pic xmlns:pic="http://schemas.openxmlformats.org/drawingml/2006/picture">
-                  <pic:nvPicPr>
-                    <pic:cNvPr id="1380376906" name=""/>
                     <pic:cNvPicPr/>
                   </pic:nvPicPr>
                   <pic:blipFill>
@@ -590,23 +588,29 @@
           <w:rFonts w:hint="eastAsia"/>
         </w:rPr>
       </w:pPr>
-      <w:r>
-        <w:rPr>
-          <w:rFonts w:hint="eastAsia"/>
-        </w:rPr>
-        <w:t>接下来实现退出机制</w:t>
-      </w:r>
-    </w:p>
-    <w:p>
+    </w:p>
+    <w:p>
+      <w:pPr>
+        <w:rPr>
+          <w:rFonts w:hint="eastAsia"/>
+        </w:rPr>
+      </w:pPr>
+    </w:p>
+    <w:p>
+      <w:pPr>
+        <w:rPr>
+          <w:rFonts w:hint="eastAsia"/>
+        </w:rPr>
+      </w:pPr>
       <w:r>
         <w:rPr>
           <w:noProof/>
         </w:rPr>
         <w:drawing>
-          <wp:inline distT="0" distB="0" distL="0" distR="0" wp14:anchorId="381660EC" wp14:editId="7A9B1DBF">
+          <wp:inline distT="0" distB="0" distL="0" distR="0" wp14:anchorId="425A7D9E" wp14:editId="59EFF932">
             <wp:extent cx="5274310" cy="2749550"/>
             <wp:effectExtent l="0" t="0" r="2540" b="0"/>
-            <wp:docPr id="1391789354" name="图片 1"/>
+            <wp:docPr id="175660392" name="图片 1"/>
             <wp:cNvGraphicFramePr>
               <a:graphicFrameLocks xmlns:a="http://schemas.openxmlformats.org/drawingml/2006/main" noChangeAspect="1"/>
             </wp:cNvGraphicFramePr>
@@ -614,7 +618,7 @@
               <a:graphicData uri="http://schemas.openxmlformats.org/drawingml/2006/picture">
                 <pic:pic xmlns:pic="http://schemas.openxmlformats.org/drawingml/2006/picture">
                   <pic:nvPicPr>
-                    <pic:cNvPr id="1391789354" name=""/>
+                    <pic:cNvPr id="175660392" name=""/>
                     <pic:cNvPicPr/>
                   </pic:nvPicPr>
                   <pic:blipFill>
@@ -640,15 +644,83 @@
       </w:r>
     </w:p>
     <w:p>
-      <w:r>
-        <w:rPr>
+      <w:pPr>
+        <w:rPr>
+          <w:rFonts w:hint="eastAsia"/>
           <w:noProof/>
         </w:rPr>
+      </w:pPr>
+      <w:r>
+        <w:rPr>
+          <w:rFonts w:hint="eastAsia"/>
+          <w:noProof/>
+        </w:rPr>
+        <w:t>没有循环直接是Segmentation fault,发现改错文件了，重新改</w:t>
+      </w:r>
+      <w:r>
+        <w:rPr>
+          <w:rFonts w:hint="eastAsia"/>
+          <w:noProof/>
+        </w:rPr>
+        <w:t>并再次运行</w:t>
+      </w:r>
+    </w:p>
+    <w:p>
+      <w:pPr>
+        <w:rPr>
+          <w:rFonts w:hint="eastAsia"/>
+        </w:rPr>
+      </w:pPr>
+      <w:r>
+        <w:rPr>
+          <w:rFonts w:hint="eastAsia"/>
+        </w:rPr>
+        <w:t>卡住，</w:t>
+      </w:r>
+      <w:proofErr w:type="spellStart"/>
+      <w:r>
+        <w:rPr>
+          <w:rFonts w:hint="eastAsia"/>
+        </w:rPr>
+        <w:t>ctrl+C</w:t>
+      </w:r>
+      <w:proofErr w:type="spellEnd"/>
+      <w:r>
+        <w:rPr>
+          <w:rFonts w:hint="eastAsia"/>
+        </w:rPr>
+        <w:t>退出并注释掉loop</w:t>
+      </w:r>
+    </w:p>
+    <w:p>
+      <w:pPr>
+        <w:rPr>
+          <w:rFonts w:hint="eastAsia"/>
+        </w:rPr>
+      </w:pPr>
+      <w:r>
+        <w:rPr>
+          <w:rFonts w:hint="eastAsia"/>
+        </w:rPr>
+        <w:t>中间是注释写成#报错</w:t>
+      </w:r>
+    </w:p>
+    <w:p>
+      <w:pPr>
+        <w:rPr>
+          <w:rFonts w:hint="eastAsia"/>
+        </w:rPr>
+      </w:pPr>
+      <w:r>
+        <w:rPr>
+          <w:noProof/>
+        </w:rPr>
+        <w:lastRenderedPageBreak/>
         <w:drawing>
-          <wp:inline distT="0" distB="0" distL="0" distR="0" wp14:anchorId="05287527" wp14:editId="573325DF">
+          <wp:inline distT="0" distB="0" distL="0" distR="0" wp14:anchorId="03BB7FBC" wp14:editId="38E789D9">
             <wp:extent cx="5274310" cy="2749550"/>
             <wp:effectExtent l="0" t="0" r="2540" b="0"/>
-            <wp:docPr id="558617393" name="图片 1"/>
+            <wp:docPr id="795934552" name="图片 1"/>
             <wp:cNvGraphicFramePr>
               <a:graphicFrameLocks xmlns:a="http://schemas.openxmlformats.org/drawingml/2006/main" noChangeAspect="1"/>
             </wp:cNvGraphicFramePr>
@@ -656,7 +728,7 @@
               <a:graphicData uri="http://schemas.openxmlformats.org/drawingml/2006/picture">
                 <pic:pic xmlns:pic="http://schemas.openxmlformats.org/drawingml/2006/picture">
                   <pic:nvPicPr>
-                    <pic:cNvPr id="558617393" name=""/>
+                    <pic:cNvPr id="795934552" name=""/>
                     <pic:cNvPicPr/>
                   </pic:nvPicPr>
                   <pic:blipFill>
@@ -681,16 +753,6 @@
         </w:drawing>
       </w:r>
     </w:p>
-    <w:p/>
-    <w:p>
-      <w:r>
-        <w:rPr>
-          <w:rFonts w:hint="eastAsia"/>
-        </w:rPr>
-        <w:lastRenderedPageBreak/>
-        <w:t>接下来写输出</w:t>
-      </w:r>
-    </w:p>
     <w:p>
       <w:pPr>
         <w:rPr>
@@ -702,10 +764,10 @@
           <w:noProof/>
         </w:rPr>
         <w:drawing>
-          <wp:inline distT="0" distB="0" distL="0" distR="0" wp14:anchorId="0C6D5A67" wp14:editId="77400F4B">
+          <wp:inline distT="0" distB="0" distL="0" distR="0" wp14:anchorId="4EC8115A" wp14:editId="195DCF4D">
             <wp:extent cx="5274310" cy="2749550"/>
             <wp:effectExtent l="0" t="0" r="2540" b="0"/>
-            <wp:docPr id="2007574207" name="图片 1"/>
+            <wp:docPr id="1380376906" name="图片 1"/>
             <wp:cNvGraphicFramePr>
               <a:graphicFrameLocks xmlns:a="http://schemas.openxmlformats.org/drawingml/2006/main" noChangeAspect="1"/>
             </wp:cNvGraphicFramePr>
@@ -713,7 +775,7 @@
               <a:graphicData uri="http://schemas.openxmlformats.org/drawingml/2006/picture">
                 <pic:pic xmlns:pic="http://schemas.openxmlformats.org/drawingml/2006/picture">
                   <pic:nvPicPr>
-                    <pic:cNvPr id="2007574207" name=""/>
+                    <pic:cNvPr id="1380376906" name=""/>
                     <pic:cNvPicPr/>
                   </pic:nvPicPr>
                   <pic:blipFill>
@@ -739,15 +801,33 @@
       </w:r>
     </w:p>
     <w:p>
+      <w:pPr>
+        <w:rPr>
+          <w:rFonts w:hint="eastAsia"/>
+        </w:rPr>
+      </w:pPr>
+      <w:r>
+        <w:rPr>
+          <w:rFonts w:hint="eastAsia"/>
+        </w:rPr>
+        <w:t>接下来实现退出机制</w:t>
+      </w:r>
+    </w:p>
+    <w:p>
+      <w:pPr>
+        <w:rPr>
+          <w:rFonts w:hint="eastAsia"/>
+        </w:rPr>
+      </w:pPr>
       <w:r>
         <w:rPr>
           <w:noProof/>
         </w:rPr>
         <w:drawing>
-          <wp:inline distT="0" distB="0" distL="0" distR="0" wp14:anchorId="20914018" wp14:editId="0AB2AA65">
+          <wp:inline distT="0" distB="0" distL="0" distR="0" wp14:anchorId="381660EC" wp14:editId="7A9B1DBF">
             <wp:extent cx="5274310" cy="2749550"/>
             <wp:effectExtent l="0" t="0" r="2540" b="0"/>
-            <wp:docPr id="1120003880" name="图片 1"/>
+            <wp:docPr id="1391789354" name="图片 1"/>
             <wp:cNvGraphicFramePr>
               <a:graphicFrameLocks xmlns:a="http://schemas.openxmlformats.org/drawingml/2006/main" noChangeAspect="1"/>
             </wp:cNvGraphicFramePr>
@@ -755,7 +835,7 @@
               <a:graphicData uri="http://schemas.openxmlformats.org/drawingml/2006/picture">
                 <pic:pic xmlns:pic="http://schemas.openxmlformats.org/drawingml/2006/picture">
                   <pic:nvPicPr>
-                    <pic:cNvPr id="1120003880" name=""/>
+                    <pic:cNvPr id="1391789354" name=""/>
                     <pic:cNvPicPr/>
                   </pic:nvPicPr>
                   <pic:blipFill>
@@ -788,21 +868,14 @@
       </w:pPr>
       <w:r>
         <w:rPr>
-          <w:rFonts w:hint="eastAsia"/>
-        </w:rPr>
-        <w:t>运行结果</w:t>
-      </w:r>
-    </w:p>
-    <w:p>
-      <w:r>
-        <w:rPr>
           <w:noProof/>
         </w:rPr>
+        <w:lastRenderedPageBreak/>
         <w:drawing>
-          <wp:inline distT="0" distB="0" distL="0" distR="0" wp14:anchorId="70D7A9C7" wp14:editId="750CB0CD">
+          <wp:inline distT="0" distB="0" distL="0" distR="0" wp14:anchorId="05287527" wp14:editId="573325DF">
             <wp:extent cx="5274310" cy="2749550"/>
             <wp:effectExtent l="0" t="0" r="2540" b="0"/>
-            <wp:docPr id="1601342000" name="图片 1"/>
+            <wp:docPr id="558617393" name="图片 1"/>
             <wp:cNvGraphicFramePr>
               <a:graphicFrameLocks xmlns:a="http://schemas.openxmlformats.org/drawingml/2006/main" noChangeAspect="1"/>
             </wp:cNvGraphicFramePr>
@@ -810,7 +883,7 @@
               <a:graphicData uri="http://schemas.openxmlformats.org/drawingml/2006/picture">
                 <pic:pic xmlns:pic="http://schemas.openxmlformats.org/drawingml/2006/picture">
                   <pic:nvPicPr>
-                    <pic:cNvPr id="1601342000" name=""/>
+                    <pic:cNvPr id="558617393" name=""/>
                     <pic:cNvPicPr/>
                   </pic:nvPicPr>
                   <pic:blipFill>
@@ -836,11 +909,212 @@
       </w:r>
     </w:p>
     <w:p>
+      <w:pPr>
+        <w:rPr>
+          <w:rFonts w:hint="eastAsia"/>
+        </w:rPr>
+      </w:pPr>
+    </w:p>
+    <w:p>
+      <w:pPr>
+        <w:rPr>
+          <w:rFonts w:hint="eastAsia"/>
+        </w:rPr>
+      </w:pPr>
+      <w:r>
+        <w:rPr>
+          <w:rFonts w:hint="eastAsia"/>
+        </w:rPr>
+        <w:t>接下来写输出</w:t>
+      </w:r>
+    </w:p>
+    <w:p>
+      <w:pPr>
+        <w:rPr>
+          <w:rFonts w:hint="eastAsia"/>
+        </w:rPr>
+      </w:pPr>
+      <w:r>
+        <w:rPr>
+          <w:noProof/>
+        </w:rPr>
+        <w:drawing>
+          <wp:inline distT="0" distB="0" distL="0" distR="0" wp14:anchorId="0C6D5A67" wp14:editId="77400F4B">
+            <wp:extent cx="5274310" cy="2749550"/>
+            <wp:effectExtent l="0" t="0" r="2540" b="0"/>
+            <wp:docPr id="2007574207" name="图片 1"/>
+            <wp:cNvGraphicFramePr>
+              <a:graphicFrameLocks xmlns:a="http://schemas.openxmlformats.org/drawingml/2006/main" noChangeAspect="1"/>
+            </wp:cNvGraphicFramePr>
+            <a:graphic xmlns:a="http://schemas.openxmlformats.org/drawingml/2006/main">
+              <a:graphicData uri="http://schemas.openxmlformats.org/drawingml/2006/picture">
+                <pic:pic xmlns:pic="http://schemas.openxmlformats.org/drawingml/2006/picture">
+                  <pic:nvPicPr>
+                    <pic:cNvPr id="2007574207" name=""/>
+                    <pic:cNvPicPr/>
+                  </pic:nvPicPr>
+                  <pic:blipFill>
+                    <a:blip r:embed="rId18"/>
+                    <a:stretch>
+                      <a:fillRect/>
+                    </a:stretch>
+                  </pic:blipFill>
+                  <pic:spPr>
+                    <a:xfrm>
+                      <a:off x="0" y="0"/>
+                      <a:ext cx="5274310" cy="2749550"/>
+                    </a:xfrm>
+                    <a:prstGeom prst="rect">
+                      <a:avLst/>
+                    </a:prstGeom>
+                  </pic:spPr>
+                </pic:pic>
+              </a:graphicData>
+            </a:graphic>
+          </wp:inline>
+        </w:drawing>
+      </w:r>
+    </w:p>
+    <w:p>
+      <w:pPr>
+        <w:rPr>
+          <w:rFonts w:hint="eastAsia"/>
+        </w:rPr>
+      </w:pPr>
+      <w:r>
+        <w:rPr>
+          <w:noProof/>
+        </w:rPr>
+        <w:drawing>
+          <wp:inline distT="0" distB="0" distL="0" distR="0" wp14:anchorId="20914018" wp14:editId="0AB2AA65">
+            <wp:extent cx="5274310" cy="2749550"/>
+            <wp:effectExtent l="0" t="0" r="2540" b="0"/>
+            <wp:docPr id="1120003880" name="图片 1"/>
+            <wp:cNvGraphicFramePr>
+              <a:graphicFrameLocks xmlns:a="http://schemas.openxmlformats.org/drawingml/2006/main" noChangeAspect="1"/>
+            </wp:cNvGraphicFramePr>
+            <a:graphic xmlns:a="http://schemas.openxmlformats.org/drawingml/2006/main">
+              <a:graphicData uri="http://schemas.openxmlformats.org/drawingml/2006/picture">
+                <pic:pic xmlns:pic="http://schemas.openxmlformats.org/drawingml/2006/picture">
+                  <pic:nvPicPr>
+                    <pic:cNvPr id="1120003880" name=""/>
+                    <pic:cNvPicPr/>
+                  </pic:nvPicPr>
+                  <pic:blipFill>
+                    <a:blip r:embed="rId19"/>
+                    <a:stretch>
+                      <a:fillRect/>
+                    </a:stretch>
+                  </pic:blipFill>
+                  <pic:spPr>
+                    <a:xfrm>
+                      <a:off x="0" y="0"/>
+                      <a:ext cx="5274310" cy="2749550"/>
+                    </a:xfrm>
+                    <a:prstGeom prst="rect">
+                      <a:avLst/>
+                    </a:prstGeom>
+                  </pic:spPr>
+                </pic:pic>
+              </a:graphicData>
+            </a:graphic>
+          </wp:inline>
+        </w:drawing>
+      </w:r>
+    </w:p>
+    <w:p>
+      <w:pPr>
+        <w:rPr>
+          <w:rFonts w:hint="eastAsia"/>
+        </w:rPr>
+      </w:pPr>
       <w:r>
         <w:rPr>
           <w:rFonts w:hint="eastAsia"/>
         </w:rPr>
         <w:lastRenderedPageBreak/>
+        <w:t>运行结果</w:t>
+      </w:r>
+    </w:p>
+    <w:p>
+      <w:pPr>
+        <w:rPr>
+          <w:rFonts w:hint="eastAsia"/>
+        </w:rPr>
+      </w:pPr>
+      <w:r>
+        <w:rPr>
+          <w:noProof/>
+        </w:rPr>
+        <w:drawing>
+          <wp:inline distT="0" distB="0" distL="0" distR="0" wp14:anchorId="70D7A9C7" wp14:editId="750CB0CD">
+            <wp:extent cx="5274310" cy="2749550"/>
+            <wp:effectExtent l="0" t="0" r="2540" b="0"/>
+            <wp:docPr id="1601342000" name="图片 1"/>
+            <wp:cNvGraphicFramePr>
+              <a:graphicFrameLocks xmlns:a="http://schemas.openxmlformats.org/drawingml/2006/main" noChangeAspect="1"/>
+            </wp:cNvGraphicFramePr>
+            <a:graphic xmlns:a="http://schemas.openxmlformats.org/drawingml/2006/main">
+              <a:graphicData uri="http://schemas.openxmlformats.org/drawingml/2006/picture">
+                <pic:pic xmlns:pic="http://schemas.openxmlformats.org/drawingml/2006/picture">
+                  <pic:nvPicPr>
+                    <pic:cNvPr id="1601342000" name=""/>
+                    <pic:cNvPicPr/>
+                  </pic:nvPicPr>
+                  <pic:blipFill>
+                    <a:blip r:embed="rId20"/>
+                    <a:stretch>
+                      <a:fillRect/>
+                    </a:stretch>
+                  </pic:blipFill>
+                  <pic:spPr>
+                    <a:xfrm>
+                      <a:off x="0" y="0"/>
+                      <a:ext cx="5274310" cy="2749550"/>
+                    </a:xfrm>
+                    <a:prstGeom prst="rect">
+                      <a:avLst/>
+                    </a:prstGeom>
+                  </pic:spPr>
+                </pic:pic>
+              </a:graphicData>
+            </a:graphic>
+          </wp:inline>
+        </w:drawing>
+      </w:r>
+    </w:p>
+    <w:p>
+      <w:pPr>
+        <w:pStyle w:val="a9"/>
+        <w:numPr>
+          <w:ilvl w:val="0"/>
+          <w:numId w:val="1"/>
+        </w:numPr>
+        <w:spacing w:line="360" w:lineRule="auto"/>
+        <w:contextualSpacing w:val="0"/>
+        <w:rPr>
+          <w:rFonts w:ascii="黑体" w:eastAsia="黑体" w:hAnsi="黑体" w:cs="Times New Roman" w:hint="eastAsia"/>
+          <w:sz w:val="24"/>
+        </w:rPr>
+      </w:pPr>
+      <w:r>
+        <w:rPr>
+          <w:rFonts w:ascii="黑体" w:eastAsia="黑体" w:hAnsi="黑体" w:cs="Times New Roman" w:hint="eastAsia"/>
+          <w:sz w:val="24"/>
+        </w:rPr>
+        <w:t>思考问题</w:t>
+      </w:r>
+    </w:p>
+    <w:p>
+      <w:pPr>
+        <w:rPr>
+          <w:rFonts w:hint="eastAsia"/>
+        </w:rPr>
+      </w:pPr>
+      <w:r>
+        <w:rPr>
+          <w:rFonts w:hint="eastAsia"/>
+        </w:rPr>
         <w:t>4.1区别：</w:t>
       </w:r>
     </w:p>
@@ -850,74 +1124,66 @@
           <w:rFonts w:hint="eastAsia"/>
         </w:rPr>
       </w:pPr>
-      <w:proofErr w:type="gramStart"/>
-      <w:r>
-        <w:rPr>
-          <w:rFonts w:hint="eastAsia"/>
-        </w:rPr>
-        <w:t>#![</w:t>
-      </w:r>
-      <w:proofErr w:type="gramEnd"/>
-      <w:r>
-        <w:rPr>
-          <w:rFonts w:hint="eastAsia"/>
-        </w:rPr>
-        <w:t>no_std]</w:t>
-      </w:r>
-    </w:p>
-    <w:p>
-      <w:pPr>
-        <w:rPr>
-          <w:rFonts w:hint="eastAsia"/>
-        </w:rPr>
-      </w:pPr>
-      <w:proofErr w:type="gramStart"/>
-      <w:r>
-        <w:rPr>
-          <w:rFonts w:hint="eastAsia"/>
-        </w:rPr>
-        <w:t>#![</w:t>
-      </w:r>
-      <w:proofErr w:type="gramEnd"/>
-      <w:r>
-        <w:rPr>
-          <w:rFonts w:hint="eastAsia"/>
-        </w:rPr>
-        <w:t>no_main]</w:t>
-      </w:r>
-    </w:p>
-    <w:p>
-      <w:pPr>
-        <w:rPr>
-          <w:rFonts w:hint="eastAsia"/>
-        </w:rPr>
-      </w:pPr>
-    </w:p>
-    <w:p>
-      <w:r>
-        <w:rPr>
-          <w:rFonts w:hint="eastAsia"/>
-        </w:rPr>
-        <w:t xml:space="preserve">use </w:t>
-      </w:r>
-      <w:proofErr w:type="gramStart"/>
-      <w:r>
-        <w:rPr>
-          <w:rFonts w:hint="eastAsia"/>
-        </w:rPr>
-        <w:t>core::panic::</w:t>
+      <w:r>
+        <w:rPr>
+          <w:rFonts w:hint="eastAsia"/>
+        </w:rPr>
+        <w:t>#![no_std]</w:t>
+      </w:r>
+    </w:p>
+    <w:p>
+      <w:pPr>
+        <w:rPr>
+          <w:rFonts w:hint="eastAsia"/>
+        </w:rPr>
+      </w:pPr>
+      <w:r>
+        <w:rPr>
+          <w:rFonts w:hint="eastAsia"/>
+        </w:rPr>
+        <w:t>#![no_main]</w:t>
+      </w:r>
+    </w:p>
+    <w:p>
+      <w:pPr>
+        <w:rPr>
+          <w:rFonts w:hint="eastAsia"/>
+        </w:rPr>
+      </w:pPr>
+    </w:p>
+    <w:p>
+      <w:pPr>
+        <w:rPr>
+          <w:rFonts w:hint="eastAsia"/>
+        </w:rPr>
+      </w:pPr>
+      <w:r>
+        <w:rPr>
+          <w:rFonts w:hint="eastAsia"/>
+        </w:rPr>
+        <w:t>use core::panic::</w:t>
       </w:r>
       <w:proofErr w:type="spellStart"/>
-      <w:proofErr w:type="gramEnd"/>
-      <w:r>
-        <w:rPr>
-          <w:rFonts w:hint="eastAsia"/>
-        </w:rPr>
-        <w:t>PanicInfo;</w:t>
+      <w:r>
+        <w:rPr>
+          <w:rFonts w:hint="eastAsia"/>
+        </w:rPr>
+        <w:t>PanicInfo</w:t>
       </w:r>
       <w:proofErr w:type="spellEnd"/>
-    </w:p>
-    <w:p>
+      <w:r>
+        <w:rPr>
+          <w:rFonts w:hint="eastAsia"/>
+        </w:rPr>
+        <w:t>;</w:t>
+      </w:r>
+    </w:p>
+    <w:p>
+      <w:pPr>
+        <w:rPr>
+          <w:rFonts w:hint="eastAsia"/>
+        </w:rPr>
+      </w:pPr>
       <w:r>
         <w:rPr>
           <w:rFonts w:hint="eastAsia"/>
@@ -926,6 +1192,11 @@
       </w:r>
     </w:p>
     <w:p>
+      <w:pPr>
+        <w:rPr>
+          <w:rFonts w:hint="eastAsia"/>
+        </w:rPr>
+      </w:pPr>
       <w:r>
         <w:rPr>
           <w:rFonts w:hint="eastAsia"/>
@@ -945,6 +1216,11 @@
       </w:r>
     </w:p>
     <w:p>
+      <w:pPr>
+        <w:rPr>
+          <w:rFonts w:hint="eastAsia"/>
+        </w:rPr>
+      </w:pPr>
       <w:r>
         <w:rPr>
           <w:rFonts w:hint="eastAsia"/>
@@ -995,7 +1271,7 @@
                     <pic:cNvPicPr/>
                   </pic:nvPicPr>
                   <pic:blipFill>
-                    <a:blip r:embed="rId18"/>
+                    <a:blip r:embed="rId21"/>
                     <a:stretch>
                       <a:fillRect/>
                     </a:stretch>
@@ -1017,11 +1293,21 @@
       </w:r>
     </w:p>
     <w:p>
+      <w:pPr>
+        <w:rPr>
+          <w:rFonts w:hint="eastAsia"/>
+        </w:rPr>
+      </w:pPr>
       <w:r>
         <w:t>依赖操作系统提供的运行时</w:t>
       </w:r>
     </w:p>
     <w:p>
+      <w:pPr>
+        <w:rPr>
+          <w:rFonts w:hint="eastAsia"/>
+        </w:rPr>
+      </w:pPr>
       <w:r>
         <w:rPr>
           <w:rFonts w:hint="eastAsia"/>
@@ -1030,6 +1316,11 @@
       </w:r>
     </w:p>
     <w:p>
+      <w:pPr>
+        <w:rPr>
+          <w:rFonts w:hint="eastAsia"/>
+        </w:rPr>
+      </w:pPr>
       <w:r>
         <w:t>操作系统内核运行在裸机上，没有任何已存在的"标准库"可用，因此内核本身必须是独立可执行程序</w:t>
       </w:r>
@@ -1041,27 +1332,275 @@
       </w:r>
     </w:p>
     <w:p>
-      <w:pPr>
-        <w:rPr>
-          <w:rFonts w:hint="eastAsia"/>
-        </w:rPr>
-      </w:pPr>
-      <w:proofErr w:type="gramStart"/>
-      <w:r>
-        <w:rPr>
-          <w:rFonts w:hint="eastAsia"/>
-        </w:rPr>
-        <w:t>手动实现</w:t>
-      </w:r>
-      <w:proofErr w:type="gramEnd"/>
-      <w:r>
-        <w:rPr>
-          <w:rFonts w:hint="eastAsia"/>
-        </w:rPr>
-        <w:t>程序的加载和启动，系统调用等功能，</w:t>
+      <w:r>
+        <w:rPr>
+          <w:rFonts w:hint="eastAsia"/>
+        </w:rPr>
+        <w:t>手动实现程序的加载和启动，系统调用等功能，</w:t>
       </w:r>
       <w:r>
         <w:t>程序的所有行为完全由开发者掌控</w:t>
+      </w:r>
+    </w:p>
+    <w:p>
+      <w:pPr>
+        <w:pStyle w:val="a9"/>
+        <w:numPr>
+          <w:ilvl w:val="0"/>
+          <w:numId w:val="1"/>
+        </w:numPr>
+        <w:spacing w:line="360" w:lineRule="auto"/>
+        <w:contextualSpacing w:val="0"/>
+        <w:rPr>
+          <w:rFonts w:ascii="Times New Roman" w:eastAsia="宋体" w:hAnsi="Times New Roman" w:cs="Times New Roman" w:hint="eastAsia"/>
+          <w:sz w:val="24"/>
+        </w:rPr>
+      </w:pPr>
+      <w:r>
+        <w:rPr>
+          <w:rFonts w:ascii="Times New Roman" w:eastAsia="黑体" w:hAnsi="Times New Roman" w:cs="Times New Roman"/>
+          <w:sz w:val="24"/>
+        </w:rPr>
+        <w:lastRenderedPageBreak/>
+        <w:t>Git</w:t>
+      </w:r>
+      <w:r>
+        <w:rPr>
+          <w:rFonts w:ascii="黑体" w:eastAsia="黑体" w:hAnsi="黑体" w:cs="Times New Roman"/>
+          <w:sz w:val="24"/>
+        </w:rPr>
+        <w:t>提交截</w:t>
+      </w:r>
+      <w:r>
+        <w:rPr>
+          <w:rFonts w:ascii="Times New Roman" w:eastAsia="黑体" w:hAnsi="Times New Roman" w:cs="Times New Roman"/>
+          <w:sz w:val="24"/>
+        </w:rPr>
+        <w:t>图</w:t>
+      </w:r>
+    </w:p>
+    <w:p>
+      <w:pPr>
+        <w:rPr>
+          <w:rFonts w:hint="eastAsia"/>
+        </w:rPr>
+      </w:pPr>
+      <w:r>
+        <w:rPr>
+          <w:noProof/>
+        </w:rPr>
+        <w:drawing>
+          <wp:inline distT="0" distB="0" distL="0" distR="0" wp14:anchorId="2F60C7D9" wp14:editId="4DE97D15">
+            <wp:extent cx="5274310" cy="2790825"/>
+            <wp:effectExtent l="0" t="0" r="2540" b="9525"/>
+            <wp:docPr id="1472866609" name="图片 1"/>
+            <wp:cNvGraphicFramePr>
+              <a:graphicFrameLocks xmlns:a="http://schemas.openxmlformats.org/drawingml/2006/main" noChangeAspect="1"/>
+            </wp:cNvGraphicFramePr>
+            <a:graphic xmlns:a="http://schemas.openxmlformats.org/drawingml/2006/main">
+              <a:graphicData uri="http://schemas.openxmlformats.org/drawingml/2006/picture">
+                <pic:pic xmlns:pic="http://schemas.openxmlformats.org/drawingml/2006/picture">
+                  <pic:nvPicPr>
+                    <pic:cNvPr id="1472866609" name=""/>
+                    <pic:cNvPicPr/>
+                  </pic:nvPicPr>
+                  <pic:blipFill>
+                    <a:blip r:embed="rId22"/>
+                    <a:stretch>
+                      <a:fillRect/>
+                    </a:stretch>
+                  </pic:blipFill>
+                  <pic:spPr>
+                    <a:xfrm>
+                      <a:off x="0" y="0"/>
+                      <a:ext cx="5274310" cy="2790825"/>
+                    </a:xfrm>
+                    <a:prstGeom prst="rect">
+                      <a:avLst/>
+                    </a:prstGeom>
+                  </pic:spPr>
+                </pic:pic>
+              </a:graphicData>
+            </a:graphic>
+          </wp:inline>
+        </w:drawing>
+      </w:r>
+    </w:p>
+    <w:p>
+      <w:pPr>
+        <w:rPr>
+          <w:rFonts w:hint="eastAsia"/>
+        </w:rPr>
+      </w:pPr>
+      <w:r>
+        <w:rPr>
+          <w:noProof/>
+        </w:rPr>
+        <w:drawing>
+          <wp:inline distT="0" distB="0" distL="0" distR="0" wp14:anchorId="5E732023" wp14:editId="35953576">
+            <wp:extent cx="4100513" cy="2169727"/>
+            <wp:effectExtent l="0" t="0" r="0" b="2540"/>
+            <wp:docPr id="1953996419" name="图片 1"/>
+            <wp:cNvGraphicFramePr>
+              <a:graphicFrameLocks xmlns:a="http://schemas.openxmlformats.org/drawingml/2006/main" noChangeAspect="1"/>
+            </wp:cNvGraphicFramePr>
+            <a:graphic xmlns:a="http://schemas.openxmlformats.org/drawingml/2006/main">
+              <a:graphicData uri="http://schemas.openxmlformats.org/drawingml/2006/picture">
+                <pic:pic xmlns:pic="http://schemas.openxmlformats.org/drawingml/2006/picture">
+                  <pic:nvPicPr>
+                    <pic:cNvPr id="1953996419" name=""/>
+                    <pic:cNvPicPr/>
+                  </pic:nvPicPr>
+                  <pic:blipFill>
+                    <a:blip r:embed="rId23"/>
+                    <a:stretch>
+                      <a:fillRect/>
+                    </a:stretch>
+                  </pic:blipFill>
+                  <pic:spPr>
+                    <a:xfrm>
+                      <a:off x="0" y="0"/>
+                      <a:ext cx="4102816" cy="2170946"/>
+                    </a:xfrm>
+                    <a:prstGeom prst="rect">
+                      <a:avLst/>
+                    </a:prstGeom>
+                  </pic:spPr>
+                </pic:pic>
+              </a:graphicData>
+            </a:graphic>
+          </wp:inline>
+        </w:drawing>
+      </w:r>
+    </w:p>
+    <w:p>
+      <w:r>
+        <w:rPr>
+          <w:noProof/>
+        </w:rPr>
+        <w:drawing>
+          <wp:inline distT="0" distB="0" distL="0" distR="0" wp14:anchorId="268F20F7" wp14:editId="0B72C2DE">
+            <wp:extent cx="5274310" cy="1831340"/>
+            <wp:effectExtent l="0" t="0" r="2540" b="0"/>
+            <wp:docPr id="1853021986" name="图片 1"/>
+            <wp:cNvGraphicFramePr>
+              <a:graphicFrameLocks xmlns:a="http://schemas.openxmlformats.org/drawingml/2006/main" noChangeAspect="1"/>
+            </wp:cNvGraphicFramePr>
+            <a:graphic xmlns:a="http://schemas.openxmlformats.org/drawingml/2006/main">
+              <a:graphicData uri="http://schemas.openxmlformats.org/drawingml/2006/picture">
+                <pic:pic xmlns:pic="http://schemas.openxmlformats.org/drawingml/2006/picture">
+                  <pic:nvPicPr>
+                    <pic:cNvPr id="1853021986" name=""/>
+                    <pic:cNvPicPr/>
+                  </pic:nvPicPr>
+                  <pic:blipFill>
+                    <a:blip r:embed="rId24"/>
+                    <a:stretch>
+                      <a:fillRect/>
+                    </a:stretch>
+                  </pic:blipFill>
+                  <pic:spPr>
+                    <a:xfrm>
+                      <a:off x="0" y="0"/>
+                      <a:ext cx="5274310" cy="1831340"/>
+                    </a:xfrm>
+                    <a:prstGeom prst="rect">
+                      <a:avLst/>
+                    </a:prstGeom>
+                  </pic:spPr>
+                </pic:pic>
+              </a:graphicData>
+            </a:graphic>
+          </wp:inline>
+        </w:drawing>
+      </w:r>
+    </w:p>
+    <w:p>
+      <w:pPr>
+        <w:pStyle w:val="a9"/>
+        <w:numPr>
+          <w:ilvl w:val="0"/>
+          <w:numId w:val="1"/>
+        </w:numPr>
+        <w:spacing w:line="360" w:lineRule="auto"/>
+        <w:contextualSpacing w:val="0"/>
+        <w:rPr>
+          <w:rFonts w:ascii="Times New Roman" w:eastAsia="黑体" w:hAnsi="Times New Roman" w:cs="Times New Roman"/>
+          <w:sz w:val="24"/>
+        </w:rPr>
+      </w:pPr>
+      <w:r>
+        <w:rPr>
+          <w:rFonts w:ascii="Times New Roman" w:eastAsia="黑体" w:hAnsi="Times New Roman" w:cs="Times New Roman" w:hint="eastAsia"/>
+          <w:sz w:val="24"/>
+        </w:rPr>
+        <w:t>其他说明</w:t>
+      </w:r>
+    </w:p>
+    <w:p>
+      <w:pPr>
+        <w:rPr>
+          <w:rFonts w:hint="eastAsia"/>
+        </w:rPr>
+      </w:pPr>
+      <w:proofErr w:type="spellStart"/>
+      <w:r>
+        <w:rPr>
+          <w:rFonts w:hint="eastAsia"/>
+        </w:rPr>
+        <w:t>Github</w:t>
+      </w:r>
+      <w:proofErr w:type="spellEnd"/>
+      <w:r>
+        <w:rPr>
+          <w:rFonts w:hint="eastAsia"/>
+        </w:rPr>
+        <w:t>仓库</w:t>
+      </w:r>
+      <w:hyperlink r:id="rId25" w:history="1">
+        <w:r>
+          <w:rPr>
+            <w:rStyle w:val="ae"/>
+          </w:rPr>
+          <w:t>https://github.com/faluo0/GardenerrOS.git</w:t>
+        </w:r>
+      </w:hyperlink>
+      <w:r>
+        <w:rPr>
+          <w:rFonts w:hint="eastAsia"/>
+        </w:rPr>
+        <w:t xml:space="preserve"> 本次作业用master分支</w:t>
+      </w:r>
+    </w:p>
+    <w:p>
+      <w:pPr>
+        <w:rPr>
+          <w:rFonts w:hint="eastAsia"/>
+        </w:rPr>
+      </w:pPr>
+      <w:r>
+        <w:rPr>
+          <w:rFonts w:hint="eastAsia"/>
+        </w:rPr>
+        <w:t>只</w:t>
+      </w:r>
+      <w:r>
+        <w:rPr>
+          <w:rFonts w:hint="eastAsia"/>
+        </w:rPr>
+        <w:t>有</w:t>
+      </w:r>
+      <w:r>
+        <w:rPr>
+          <w:rFonts w:hint="eastAsia"/>
+        </w:rPr>
+        <w:t>配置后和全部结束后两次提交，中间</w:t>
+      </w:r>
+      <w:r>
+        <w:rPr>
+          <w:rFonts w:hint="eastAsia"/>
+        </w:rPr>
+        <w:t>代码没有commit</w:t>
       </w:r>
     </w:p>
     <w:sectPr>
@@ -1072,6 +1611,161 @@
     </w:sectPr>
   </w:body>
 </w:document>
+</file>
+
+<file path=word/endnotes.xml><?xml version="1.0" encoding="utf-8"?>
+<w:endnotes xmlns:wpc="http://schemas.microsoft.com/office/word/2010/wordprocessingCanvas" xmlns:cx="http://schemas.microsoft.com/office/drawing/2014/chartex" xmlns:cx1="http://schemas.microsoft.com/office/drawing/2015/9/8/chartex" xmlns:cx2="http://schemas.microsoft.com/office/drawing/2015/10/21/chartex" xmlns:cx3="http://schemas.microsoft.com/office/drawing/2016/5/9/chartex" xmlns:cx4="http://schemas.microsoft.com/office/drawing/2016/5/10/chartex" xmlns:cx5="http://schemas.microsoft.com/office/drawing/2016/5/11/chartex" xmlns:cx6="http://schemas.microsoft.com/office/drawing/2016/5/12/chartex" xmlns:cx7="http://schemas.microsoft.com/office/drawing/2016/5/13/chartex" xmlns:cx8="http://schemas.microsoft.com/office/drawing/2016/5/14/chartex" xmlns:mc="http://schemas.openxmlformats.org/markup-compatibility/2006" xmlns:aink="http://schemas.microsoft.com/office/drawing/2016/ink" xmlns:am3d="http://schemas.microsoft.com/office/drawing/2017/model3d" xmlns:o="urn:schemas-microsoft-com:office:office" xmlns:oel="http://schemas.microsoft.com/office/2019/extlst" xmlns:r="http://schemas.openxmlformats.org/officeDocument/2006/relationships" xmlns:m="http://schemas.openxmlformats.org/officeDocument/2006/math" xmlns:v="urn:schemas-microsoft-com:vml" xmlns:wp14="http://schemas.microsoft.com/office/word/2010/wordprocessingDrawing" xmlns:wp="http://schemas.openxmlformats.org/drawingml/2006/wordprocessingDrawing" xmlns:w10="urn:schemas-microsoft-com:office:word" xmlns:w="http://schemas.openxmlformats.org/wordprocessingml/2006/main" xmlns:w14="http://schemas.microsoft.com/office/word/2010/wordml" xmlns:w15="http://schemas.microsoft.com/office/word/2012/wordml" xmlns:w16cex="http://schemas.microsoft.com/office/word/2018/wordml/cex" xmlns:w16cid="http://schemas.microsoft.com/office/word/2016/wordml/cid" xmlns:w16="http://schemas.microsoft.com/office/word/2018/wordml" xmlns:w16du="http://schemas.microsoft.com/office/word/2023/wordml/word16du" xmlns:w16sdtdh="http://schemas.microsoft.com/office/word/2020/wordml/sdtdatahash" xmlns:w16sdtfl="http://schemas.microsoft.com/office/word/2024/wordml/sdtformatlock" xmlns:w16se="http://schemas.microsoft.com/office/word/2015/wordml/symex" xmlns:wpg="http://schemas.microsoft.com/office/word/2010/wordprocessingGroup" xmlns:wpi="http://schemas.microsoft.com/office/word/2010/wordprocessingInk" xmlns:wne="http://schemas.microsoft.com/office/word/2006/wordml" xmlns:wps="http://schemas.microsoft.com/office/word/2010/wordprocessingShape" mc:Ignorable="w14 w15 w16se w16cid w16 w16cex w16sdtdh w16sdtfl w16du wp14">
+  <w:endnote w:type="separator" w:id="-1">
+    <w:p>
+      <w:pPr>
+        <w:rPr>
+          <w:rFonts w:hint="eastAsia"/>
+        </w:rPr>
+      </w:pPr>
+      <w:r>
+        <w:separator/>
+      </w:r>
+    </w:p>
+  </w:endnote>
+  <w:endnote w:type="continuationSeparator" w:id="0">
+    <w:p>
+      <w:pPr>
+        <w:rPr>
+          <w:rFonts w:hint="eastAsia"/>
+        </w:rPr>
+      </w:pPr>
+      <w:r>
+        <w:continuationSeparator/>
+      </w:r>
+    </w:p>
+  </w:endnote>
+</w:endnotes>
+</file>
+
+<file path=word/footnotes.xml><?xml version="1.0" encoding="utf-8"?>
+<w:footnotes xmlns:wpc="http://schemas.microsoft.com/office/word/2010/wordprocessingCanvas" xmlns:cx="http://schemas.microsoft.com/office/drawing/2014/chartex" xmlns:cx1="http://schemas.microsoft.com/office/drawing/2015/9/8/chartex" xmlns:cx2="http://schemas.microsoft.com/office/drawing/2015/10/21/chartex" xmlns:cx3="http://schemas.microsoft.com/office/drawing/2016/5/9/chartex" xmlns:cx4="http://schemas.microsoft.com/office/drawing/2016/5/10/chartex" xmlns:cx5="http://schemas.microsoft.com/office/drawing/2016/5/11/chartex" xmlns:cx6="http://schemas.microsoft.com/office/drawing/2016/5/12/chartex" xmlns:cx7="http://schemas.microsoft.com/office/drawing/2016/5/13/chartex" xmlns:cx8="http://schemas.microsoft.com/office/drawing/2016/5/14/chartex" xmlns:mc="http://schemas.openxmlformats.org/markup-compatibility/2006" xmlns:aink="http://schemas.microsoft.com/office/drawing/2016/ink" xmlns:am3d="http://schemas.microsoft.com/office/drawing/2017/model3d" xmlns:o="urn:schemas-microsoft-com:office:office" xmlns:oel="http://schemas.microsoft.com/office/2019/extlst" xmlns:r="http://schemas.openxmlformats.org/officeDocument/2006/relationships" xmlns:m="http://schemas.openxmlformats.org/officeDocument/2006/math" xmlns:v="urn:schemas-microsoft-com:vml" xmlns:wp14="http://schemas.microsoft.com/office/word/2010/wordprocessingDrawing" xmlns:wp="http://schemas.openxmlformats.org/drawingml/2006/wordprocessingDrawing" xmlns:w10="urn:schemas-microsoft-com:office:word" xmlns:w="http://schemas.openxmlformats.org/wordprocessingml/2006/main" xmlns:w14="http://schemas.microsoft.com/office/word/2010/wordml" xmlns:w15="http://schemas.microsoft.com/office/word/2012/wordml" xmlns:w16cex="http://schemas.microsoft.com/office/word/2018/wordml/cex" xmlns:w16cid="http://schemas.microsoft.com/office/word/2016/wordml/cid" xmlns:w16="http://schemas.microsoft.com/office/word/2018/wordml" xmlns:w16du="http://schemas.microsoft.com/office/word/2023/wordml/word16du" xmlns:w16sdtdh="http://schemas.microsoft.com/office/word/2020/wordml/sdtdatahash" xmlns:w16sdtfl="http://schemas.microsoft.com/office/word/2024/wordml/sdtformatlock" xmlns:w16se="http://schemas.microsoft.com/office/word/2015/wordml/symex" xmlns:wpg="http://schemas.microsoft.com/office/word/2010/wordprocessingGroup" xmlns:wpi="http://schemas.microsoft.com/office/word/2010/wordprocessingInk" xmlns:wne="http://schemas.microsoft.com/office/word/2006/wordml" xmlns:wps="http://schemas.microsoft.com/office/word/2010/wordprocessingShape" mc:Ignorable="w14 w15 w16se w16cid w16 w16cex w16sdtdh w16sdtfl w16du wp14">
+  <w:footnote w:type="separator" w:id="-1">
+    <w:p>
+      <w:pPr>
+        <w:rPr>
+          <w:rFonts w:hint="eastAsia"/>
+        </w:rPr>
+      </w:pPr>
+      <w:r>
+        <w:separator/>
+      </w:r>
+    </w:p>
+  </w:footnote>
+  <w:footnote w:type="continuationSeparator" w:id="0">
+    <w:p>
+      <w:pPr>
+        <w:rPr>
+          <w:rFonts w:hint="eastAsia"/>
+        </w:rPr>
+      </w:pPr>
+      <w:r>
+        <w:continuationSeparator/>
+      </w:r>
+    </w:p>
+  </w:footnote>
+</w:footnotes>
+</file>
+
+<file path=word/numbering.xml><?xml version="1.0" encoding="utf-8"?>
+<w:numbering xmlns:wpc="http://schemas.microsoft.com/office/word/2010/wordprocessingCanvas" xmlns:cx="http://schemas.microsoft.com/office/drawing/2014/chartex" xmlns:cx1="http://schemas.microsoft.com/office/drawing/2015/9/8/chartex" xmlns:cx2="http://schemas.microsoft.com/office/drawing/2015/10/21/chartex" xmlns:cx3="http://schemas.microsoft.com/office/drawing/2016/5/9/chartex" xmlns:cx4="http://schemas.microsoft.com/office/drawing/2016/5/10/chartex" xmlns:cx5="http://schemas.microsoft.com/office/drawing/2016/5/11/chartex" xmlns:cx6="http://schemas.microsoft.com/office/drawing/2016/5/12/chartex" xmlns:cx7="http://schemas.microsoft.com/office/drawing/2016/5/13/chartex" xmlns:cx8="http://schemas.microsoft.com/office/drawing/2016/5/14/chartex" xmlns:mc="http://schemas.openxmlformats.org/markup-compatibility/2006" xmlns:aink="http://schemas.microsoft.com/office/drawing/2016/ink" xmlns:am3d="http://schemas.microsoft.com/office/drawing/2017/model3d" xmlns:o="urn:schemas-microsoft-com:office:office" xmlns:oel="http://schemas.microsoft.com/office/2019/extlst" xmlns:r="http://schemas.openxmlformats.org/officeDocument/2006/relationships" xmlns:m="http://schemas.openxmlformats.org/officeDocument/2006/math" xmlns:v="urn:schemas-microsoft-com:vml" xmlns:wp14="http://schemas.microsoft.com/office/word/2010/wordprocessingDrawing" xmlns:wp="http://schemas.openxmlformats.org/drawingml/2006/wordprocessingDrawing" xmlns:w10="urn:schemas-microsoft-com:office:word" xmlns:w="http://schemas.openxmlformats.org/wordprocessingml/2006/main" xmlns:w14="http://schemas.microsoft.com/office/word/2010/wordml" xmlns:w15="http://schemas.microsoft.com/office/word/2012/wordml" xmlns:w16cex="http://schemas.microsoft.com/office/word/2018/wordml/cex" xmlns:w16cid="http://schemas.microsoft.com/office/word/2016/wordml/cid" xmlns:w16="http://schemas.microsoft.com/office/word/2018/wordml" xmlns:w16du="http://schemas.microsoft.com/office/word/2023/wordml/word16du" xmlns:w16sdtdh="http://schemas.microsoft.com/office/word/2020/wordml/sdtdatahash" xmlns:w16sdtfl="http://schemas.microsoft.com/office/word/2024/wordml/sdtformatlock" xmlns:w16se="http://schemas.microsoft.com/office/word/2015/wordml/symex" xmlns:wpg="http://schemas.microsoft.com/office/word/2010/wordprocessingGroup" xmlns:wpi="http://schemas.microsoft.com/office/word/2010/wordprocessingInk" xmlns:wne="http://schemas.microsoft.com/office/word/2006/wordml" xmlns:wps="http://schemas.microsoft.com/office/word/2010/wordprocessingShape" mc:Ignorable="w14 w15 w16se w16cid w16 w16cex w16sdtdh w16sdtfl w16du wp14">
+  <w:abstractNum w:abstractNumId="0" w15:restartNumberingAfterBreak="0">
+    <w:nsid w:val="7D700E8B"/>
+    <w:multiLevelType w:val="hybridMultilevel"/>
+    <w:tmpl w:val="7FC62E9A"/>
+    <w:lvl w:ilvl="0" w:tplc="1C7AE04A">
+      <w:start w:val="1"/>
+      <w:numFmt w:val="japaneseCounting"/>
+      <w:lvlText w:val="%1、"/>
+      <w:lvlJc w:val="left"/>
+      <w:pPr>
+        <w:ind w:left="480" w:hanging="480"/>
+      </w:pPr>
+      <w:rPr>
+        <w:rFonts w:ascii="黑体" w:eastAsia="黑体" w:hAnsi="黑体" w:hint="default"/>
+      </w:rPr>
+    </w:lvl>
+    <w:lvl w:ilvl="1" w:tplc="04090019" w:tentative="1">
+      <w:start w:val="1"/>
+      <w:numFmt w:val="lowerLetter"/>
+      <w:lvlText w:val="%2)"/>
+      <w:lvlJc w:val="left"/>
+      <w:pPr>
+        <w:ind w:left="840" w:hanging="420"/>
+      </w:pPr>
+    </w:lvl>
+    <w:lvl w:ilvl="2" w:tplc="0409001B" w:tentative="1">
+      <w:start w:val="1"/>
+      <w:numFmt w:val="lowerRoman"/>
+      <w:lvlText w:val="%3."/>
+      <w:lvlJc w:val="right"/>
+      <w:pPr>
+        <w:ind w:left="1260" w:hanging="420"/>
+      </w:pPr>
+    </w:lvl>
+    <w:lvl w:ilvl="3" w:tplc="0409000F" w:tentative="1">
+      <w:start w:val="1"/>
+      <w:numFmt w:val="decimal"/>
+      <w:lvlText w:val="%4."/>
+      <w:lvlJc w:val="left"/>
+      <w:pPr>
+        <w:ind w:left="1680" w:hanging="420"/>
+      </w:pPr>
+    </w:lvl>
+    <w:lvl w:ilvl="4" w:tplc="04090019" w:tentative="1">
+      <w:start w:val="1"/>
+      <w:numFmt w:val="lowerLetter"/>
+      <w:lvlText w:val="%5)"/>
+      <w:lvlJc w:val="left"/>
+      <w:pPr>
+        <w:ind w:left="2100" w:hanging="420"/>
+      </w:pPr>
+    </w:lvl>
+    <w:lvl w:ilvl="5" w:tplc="0409001B" w:tentative="1">
+      <w:start w:val="1"/>
+      <w:numFmt w:val="lowerRoman"/>
+      <w:lvlText w:val="%6."/>
+      <w:lvlJc w:val="right"/>
+      <w:pPr>
+        <w:ind w:left="2520" w:hanging="420"/>
+      </w:pPr>
+    </w:lvl>
+    <w:lvl w:ilvl="6" w:tplc="0409000F" w:tentative="1">
+      <w:start w:val="1"/>
+      <w:numFmt w:val="decimal"/>
+      <w:lvlText w:val="%7."/>
+      <w:lvlJc w:val="left"/>
+      <w:pPr>
+        <w:ind w:left="2940" w:hanging="420"/>
+      </w:pPr>
+    </w:lvl>
+    <w:lvl w:ilvl="7" w:tplc="04090019" w:tentative="1">
+      <w:start w:val="1"/>
+      <w:numFmt w:val="lowerLetter"/>
+      <w:lvlText w:val="%8)"/>
+      <w:lvlJc w:val="left"/>
+      <w:pPr>
+        <w:ind w:left="3360" w:hanging="420"/>
+      </w:pPr>
+    </w:lvl>
+    <w:lvl w:ilvl="8" w:tplc="0409001B" w:tentative="1">
+      <w:start w:val="1"/>
+      <w:numFmt w:val="lowerRoman"/>
+      <w:lvlText w:val="%9."/>
+      <w:lvlJc w:val="right"/>
+      <w:pPr>
+        <w:ind w:left="3780" w:hanging="420"/>
+      </w:pPr>
+    </w:lvl>
+  </w:abstractNum>
+  <w:num w:numId="1" w16cid:durableId="1958099009">
+    <w:abstractNumId w:val="0"/>
+  </w:num>
+</w:numbering>
 </file>
 
 <file path=word/styles.xml><?xml version="1.0" encoding="utf-8"?>
@@ -1994,6 +2688,91 @@
       <w:spacing w:val="5"/>
     </w:rPr>
   </w:style>
+  <w:style w:type="character" w:styleId="ae">
+    <w:name w:val="Hyperlink"/>
+    <w:basedOn w:val="a0"/>
+    <w:uiPriority w:val="99"/>
+    <w:unhideWhenUsed/>
+    <w:rsid w:val="00CA0A8F"/>
+    <w:rPr>
+      <w:color w:val="467886" w:themeColor="hyperlink"/>
+      <w:u w:val="single"/>
+    </w:rPr>
+  </w:style>
+  <w:style w:type="character" w:styleId="af">
+    <w:name w:val="Unresolved Mention"/>
+    <w:basedOn w:val="a0"/>
+    <w:uiPriority w:val="99"/>
+    <w:semiHidden/>
+    <w:unhideWhenUsed/>
+    <w:rsid w:val="00CA0A8F"/>
+    <w:rPr>
+      <w:color w:val="605E5C"/>
+      <w:shd w:val="clear" w:color="auto" w:fill="E1DFDD"/>
+    </w:rPr>
+  </w:style>
+  <w:style w:type="paragraph" w:styleId="af0">
+    <w:name w:val="header"/>
+    <w:basedOn w:val="a"/>
+    <w:link w:val="af1"/>
+    <w:uiPriority w:val="99"/>
+    <w:unhideWhenUsed/>
+    <w:rsid w:val="001B1C8D"/>
+    <w:pPr>
+      <w:tabs>
+        <w:tab w:val="center" w:pos="4153"/>
+        <w:tab w:val="right" w:pos="8306"/>
+      </w:tabs>
+      <w:snapToGrid w:val="0"/>
+      <w:jc w:val="center"/>
+    </w:pPr>
+    <w:rPr>
+      <w:sz w:val="18"/>
+      <w:szCs w:val="18"/>
+    </w:rPr>
+  </w:style>
+  <w:style w:type="character" w:customStyle="1" w:styleId="af1">
+    <w:name w:val="页眉 字符"/>
+    <w:basedOn w:val="a0"/>
+    <w:link w:val="af0"/>
+    <w:uiPriority w:val="99"/>
+    <w:rsid w:val="001B1C8D"/>
+    <w:rPr>
+      <w:sz w:val="18"/>
+      <w:szCs w:val="18"/>
+    </w:rPr>
+  </w:style>
+  <w:style w:type="paragraph" w:styleId="af2">
+    <w:name w:val="footer"/>
+    <w:basedOn w:val="a"/>
+    <w:link w:val="af3"/>
+    <w:uiPriority w:val="99"/>
+    <w:unhideWhenUsed/>
+    <w:rsid w:val="001B1C8D"/>
+    <w:pPr>
+      <w:tabs>
+        <w:tab w:val="center" w:pos="4153"/>
+        <w:tab w:val="right" w:pos="8306"/>
+      </w:tabs>
+      <w:snapToGrid w:val="0"/>
+      <w:jc w:val="left"/>
+    </w:pPr>
+    <w:rPr>
+      <w:sz w:val="18"/>
+      <w:szCs w:val="18"/>
+    </w:rPr>
+  </w:style>
+  <w:style w:type="character" w:customStyle="1" w:styleId="af3">
+    <w:name w:val="页脚 字符"/>
+    <w:basedOn w:val="a0"/>
+    <w:link w:val="af2"/>
+    <w:uiPriority w:val="99"/>
+    <w:rsid w:val="001B1C8D"/>
+    <w:rPr>
+      <w:sz w:val="18"/>
+      <w:szCs w:val="18"/>
+    </w:rPr>
+  </w:style>
 </w:styles>
 </file>
 
